--- a/tillsyn/S 2049-2026 tillsynsbegäran.docx
+++ b/tillsyn/S 2049-2026 tillsynsbegäran.docx
@@ -1284,7 +1284,7 @@
     <w:r>
       <w:tab/>
       <w:tab/>
-      <w:t>2026-07-18</w:t>
+      <w:t>2026-07-19</w:t>
       <w:br/>
       <w:br/>
     </w:r>

--- a/tillsyn/S 2049-2026 tillsynsbegäran.docx
+++ b/tillsyn/S 2049-2026 tillsynsbegäran.docx
@@ -1284,7 +1284,7 @@
     <w:r>
       <w:tab/>
       <w:tab/>
-      <w:t>2026-07-19</w:t>
+      <w:t>2026-07-20</w:t>
       <w:br/>
       <w:br/>
     </w:r>

--- a/tillsyn/S 2049-2026 tillsynsbegäran.docx
+++ b/tillsyn/S 2049-2026 tillsynsbegäran.docx
@@ -1284,7 +1284,7 @@
     <w:r>
       <w:tab/>
       <w:tab/>
-      <w:t>2026-07-20</w:t>
+      <w:t>2026-07-21</w:t>
       <w:br/>
       <w:br/>
     </w:r>

--- a/tillsyn/S 2049-2026 tillsynsbegäran.docx
+++ b/tillsyn/S 2049-2026 tillsynsbegäran.docx
@@ -1284,7 +1284,7 @@
     <w:r>
       <w:tab/>
       <w:tab/>
-      <w:t>2026-07-21</w:t>
+      <w:t>2026-07-22</w:t>
       <w:br/>
       <w:br/>
     </w:r>

--- a/tillsyn/S 2049-2026 tillsynsbegäran.docx
+++ b/tillsyn/S 2049-2026 tillsynsbegäran.docx
@@ -1284,7 +1284,7 @@
     <w:r>
       <w:tab/>
       <w:tab/>
-      <w:t>2026-07-22</w:t>
+      <w:t>2026-07-23</w:t>
       <w:br/>
       <w:br/>
     </w:r>

--- a/tillsyn/S 2049-2026 tillsynsbegäran.docx
+++ b/tillsyn/S 2049-2026 tillsynsbegäran.docx
@@ -1284,7 +1284,7 @@
     <w:r>
       <w:tab/>
       <w:tab/>
-      <w:t>2026-07-23</w:t>
+      <w:t>2026-07-24</w:t>
       <w:br/>
       <w:br/>
     </w:r>

--- a/tillsyn/S 2049-2026 tillsynsbegäran.docx
+++ b/tillsyn/S 2049-2026 tillsynsbegäran.docx
@@ -1284,7 +1284,7 @@
     <w:r>
       <w:tab/>
       <w:tab/>
-      <w:t>2026-07-24</w:t>
+      <w:t>2026-07-25</w:t>
       <w:br/>
       <w:br/>
     </w:r>

--- a/tillsyn/S 2049-2026 tillsynsbegäran.docx
+++ b/tillsyn/S 2049-2026 tillsynsbegäran.docx
@@ -1284,7 +1284,7 @@
     <w:r>
       <w:tab/>
       <w:tab/>
-      <w:t>2026-07-25</w:t>
+      <w:t>2026-07-26</w:t>
       <w:br/>
       <w:br/>
     </w:r>

--- a/tillsyn/S 2049-2026 tillsynsbegäran.docx
+++ b/tillsyn/S 2049-2026 tillsynsbegäran.docx
@@ -1284,7 +1284,7 @@
     <w:r>
       <w:tab/>
       <w:tab/>
-      <w:t>2026-07-26</w:t>
+      <w:t>2026-07-27</w:t>
       <w:br/>
       <w:br/>
     </w:r>

--- a/tillsyn/S 2049-2026 tillsynsbegäran.docx
+++ b/tillsyn/S 2049-2026 tillsynsbegäran.docx
@@ -1284,7 +1284,7 @@
     <w:r>
       <w:tab/>
       <w:tab/>
-      <w:t>2026-07-27</w:t>
+      <w:t>2026-07-28</w:t>
       <w:br/>
       <w:br/>
     </w:r>

--- a/tillsyn/S 2049-2026 tillsynsbegäran.docx
+++ b/tillsyn/S 2049-2026 tillsynsbegäran.docx
@@ -1284,7 +1284,7 @@
     <w:r>
       <w:tab/>
       <w:tab/>
-      <w:t>2026-07-28</w:t>
+      <w:t>2026-07-29</w:t>
       <w:br/>
       <w:br/>
     </w:r>

--- a/tillsyn/S 2049-2026 tillsynsbegäran.docx
+++ b/tillsyn/S 2049-2026 tillsynsbegäran.docx
@@ -1284,7 +1284,7 @@
     <w:r>
       <w:tab/>
       <w:tab/>
-      <w:t>2026-07-29</w:t>
+      <w:t>2026-07-30</w:t>
       <w:br/>
       <w:br/>
     </w:r>

--- a/tillsyn/S 2049-2026 tillsynsbegäran.docx
+++ b/tillsyn/S 2049-2026 tillsynsbegäran.docx
@@ -1284,7 +1284,7 @@
     <w:r>
       <w:tab/>
       <w:tab/>
-      <w:t>2026-07-30</w:t>
+      <w:t>2026-07-31</w:t>
       <w:br/>
       <w:br/>
     </w:r>

--- a/tillsyn/S 2049-2026 tillsynsbegäran.docx
+++ b/tillsyn/S 2049-2026 tillsynsbegäran.docx
@@ -1284,7 +1284,7 @@
     <w:r>
       <w:tab/>
       <w:tab/>
-      <w:t>2026-07-31</w:t>
+      <w:t>2026-08-01</w:t>
       <w:br/>
       <w:br/>
     </w:r>

--- a/tillsyn/S 2049-2026 tillsynsbegäran.docx
+++ b/tillsyn/S 2049-2026 tillsynsbegäran.docx
@@ -1284,7 +1284,7 @@
     <w:r>
       <w:tab/>
       <w:tab/>
-      <w:t>2026-08-01</w:t>
+      <w:t>2026-08-02</w:t>
       <w:br/>
       <w:br/>
     </w:r>

--- a/tillsyn/S 2049-2026 tillsynsbegäran.docx
+++ b/tillsyn/S 2049-2026 tillsynsbegäran.docx
@@ -1284,7 +1284,7 @@
     <w:r>
       <w:tab/>
       <w:tab/>
-      <w:t>2026-08-02</w:t>
+      <w:t>2026-08-03</w:t>
       <w:br/>
       <w:br/>
     </w:r>

--- a/tillsyn/S 2049-2026 tillsynsbegäran.docx
+++ b/tillsyn/S 2049-2026 tillsynsbegäran.docx
@@ -22,7 +22,7 @@
       <w:r>
         <w:drawing>
           <wp:inline xmlns:a="http://schemas.openxmlformats.org/drawingml/2006/main" xmlns:pic="http://schemas.openxmlformats.org/drawingml/2006/picture">
-            <wp:extent cx="5486400" cy="3619893"/>
+            <wp:extent cx="5486400" cy="3501115"/>
             <wp:docPr id="1" name="Picture 1"/>
             <wp:cNvGraphicFramePr>
               <a:graphicFrameLocks noChangeAspect="1"/>
@@ -43,7 +43,7 @@
                   <pic:spPr>
                     <a:xfrm>
                       <a:off x="0" y="0"/>
-                      <a:ext cx="5486400" cy="3619893"/>
+                      <a:ext cx="5486400" cy="3501115"/>
                     </a:xfrm>
                     <a:prstGeom prst="rect"/>
                   </pic:spPr>
@@ -65,7 +65,7 @@
     </w:p>
     <w:p>
       <w:r>
-        <w:t>I och inom 23 meter från samrådsanmälan finns fynd av 8 naturvårdsarter, varav 2 är rödlistade, 4 är fridlysta, 5 är typiska (T) och 3 är signalarter (S): knärot (VU, T, §8), orange taggsvamp (NT, T), mindre märgborre (S, T), vedticka (S, T), västlig hakmossa (S), tjäder (T, §4), svartvit flugsnappare (§4) och revlummer (§9). Se Figur 1.</w:t>
+        <w:t>I och inom 23 meter från samrådsanmälan finns fynd av 10 naturvårdsarter, varav 3 är rödlistade, 6 är fridlysta, 5 är typiska (T) och 3 är signalarter (S): knärot (VU, T, §8), nordfladdermus (NT, §4a), orange taggsvamp (NT, T), mindre märgborre (S, T), vedticka (S, T), västlig hakmossa (S), tjäder (T, §4), dvärgpipistrell (§4a), svartvit flugsnappare (§4) och revlummer (§9). Se Figur 1.</w:t>
       </w:r>
     </w:p>
     <w:p>
@@ -209,6 +209,17 @@
         <w:rPr>
           <w:b/>
         </w:rPr>
+        <w:t>Nordfladdermus (NT, §4a)</w:t>
+      </w:r>
+      <w:r>
+        <w:t xml:space="preserve"> omfattas av bilaga 4 EU:s art- och habitatdirektiv vilket innebär ett strikt skydd där arten och dess livsmiljöer ska bevaras. Nordfladdermus föredrar variationsrik skog med förekomst av sjöar, vattendrag och våtmarker och hittas framförallt i halvöppna miljöer som trädbärande beteshagar och i kantzoner mellan skog och odlingsmark. Den undviker stora öppna områden som stora hyggen och större sammanhängande planteringar vilket minskar längden bryn och landskapets heterogenitet och därmed födotillgången och mängden lämpliga jaktplatser. Skogsbruksåtgärder som leder till minskad förekomst av äldre, gles skog och då särskilt tillgång på hålträd och träd med löst sittande bark kan leda till brist på koloniplatser och viloplatser. Nordfladdermus har minskat med 27,5 (5–50) % under de senaste 21 åren och minskningstakten för den svenska populationen bedöms vara nära gränsvärdet för Sårbar (VU). (A2bc) (SLU Artdatabanken, 2024; Skogsstyrelsen, 2016).</w:t>
+      </w:r>
+    </w:p>
+    <w:p>
+      <w:r>
+        <w:rPr>
+          <w:b/>
+        </w:rPr>
         <w:t xml:space="preserve">Orange taggsvamp (NT) </w:t>
       </w:r>
       <w:r>
@@ -300,6 +311,17 @@
       </w:r>
       <w:r>
         <w:t>. Tjädern är en utpräglad skogsfågel knuten till större sammanhängande barrskogsområden. Tupparna och hönorna utnyttjar till viss del olika miljöer, och habitatvalet varierar dessutom mellan olika delar av året. För att det ska finnas livskraftiga tjäderbestånd krävs funktionella skogslandskap med en blandning av uppvuxen, gles och luckig skog, täta sumpskogar, myrar och andra små våtmarker. Arten försvinner när skogen fragmenteras och den sammanlagda arealen hyggen och andra öppna områden blir för stor. Ett småskaligt och försiktigt virkesuttag genom hyggesfria metoder kan i vissa fall vara möjligt i området inom 200 m från lekcentrum. Längre ut från lekcentrum, inom 200–500 m bör den avverkade ytan inte överskrida 1 hektar för att undvika alltför stora och snabba förändringar (Skogsstyrelsen, 2019; SLU Artdatabanken, 2024).</w:t>
+      </w:r>
+    </w:p>
+    <w:p>
+      <w:r>
+        <w:rPr>
+          <w:b/>
+        </w:rPr>
+        <w:t>Dvärgpipistrell (§4a)</w:t>
+      </w:r>
+      <w:r>
+        <w:t xml:space="preserve"> omfattas av bilaga 4 EU:s art- och habitatdirektiv vilket innebär ett strikt skydd där arten och dess livsmiljöer ska bevaras. Arten förekommer i alla typer av glesare skogar men föredrar framförallt lövskog. Den födosöker inne bland träden och man hittar den i trädbärande beteshagar, i kantzoner mellan skog och odlingsmark, i närheten av vatten och i bymiljöer. Den undviker stora sammanhängande öppna miljöer såsom åkrar och hyggen. Skogsbruksåtgärder som leder till minskad förekomst av äldre, gles skog och då särskilt tillgång på hålträd och träd med löst sittande bark kan leda till brist på koloniplatser och viloplatser (SLU Artdatabanken, 2024; Skogsstyrelsen, 2016).</w:t>
       </w:r>
     </w:p>
     <w:p>
@@ -650,45 +672,22 @@
         <w:pStyle w:val="Heading1"/>
       </w:pPr>
       <w:r>
-        <w:t>Mindre märgborre – ekologi samt krav på livsmiljön</w:t>
+        <w:t>Nordfladdermus – ekologi samt krav på livsmiljön</w:t>
       </w:r>
     </w:p>
     <w:p>
       <w:r>
-        <w:t xml:space="preserve">Mindre märgborre är en signalart för tallskog med höga naturvärden och kan lätt konstateras genom sina karaktäristiska måsvingeliknande gnagspår som ofta hittas på grova tallgrenar på marken. Mindre märgborre betraktas tillsammans med skarptandad barkborre som nyckelarter, eftersom en rad sällsynta efterföljande arter är beroende av deras gångsystem. Bland dessa kan nämnas åtgärdsprogramsarterna avlång barkborre (VU), </w:t>
-      </w:r>
-      <w:r>
-        <w:rPr>
-          <w:i/>
-        </w:rPr>
-        <w:t>Corticeus longulus</w:t>
-      </w:r>
-      <w:r>
-        <w:t xml:space="preserve"> (VU), tallgångbagge (VU), cholodkovskys bastborre (NT) och tallbarksvartbagge (NT) (Pettersson, 2014; Gunnarsson m fl., 1999).</w:t>
+        <w:t>Nordfladdermus (NT, §4a) omfattas av bilaga 4 EU:s art- och habitatdirektiv vilket innebär ett strikt skydd för arten och dess livsmiljöer. Arten har minskat med 27,5 (5–50) % under de senaste 21 åren och minskningstakten för den svenska populationen bedöms vara nära gränsvärdet för Sårbar (VU). (A2bc) (SLU Artdatabanken, 2024).</w:t>
       </w:r>
     </w:p>
     <w:p>
       <w:r>
-        <w:t>Tallskogar tillhör de livsmiljöer som förändrats i stor skala, där många kvadratmil har omvandlats till unga produktionsskogar. I sådana skogar saknas förutsättningar för de ovannämnda sällsynta barkborrarna och alltmer kunskap tyder på att skogsbrukets omvandling av skogslandskapet, missgynnar åtgärdsprogrammets arter även inne i skyddade områden (Hedgren, 2012; Hedgren m.fl., 2010; Wikars m.fl., 2010; Wikars, 2009). Orsaken är sannolikt att dagens intensiva skogsbruk trivialiserar faunan på nydöda träd. Detta sker genom att generalister förökas upp i sådan grad i den brukade skogen att dessa även kommer att dominera i de för hållandevis små och fragmenterade områden som avsätts för naturvård (Appelqvist, 2005; Janzen, 1983; Ås, 1999).</w:t>
+        <w:t>Nordfladdermus föredrar variationsrik skog med förekomst av sjöar, vattendrag och våtmarker och hittas framförallt i halvöppna miljöer som trädbärande beteshagar och i kantzoner mellan skog och odlingsmark. Den undviker stora öppna områden som stora hyggen och större sammanhängande planteringar vilket minskar längden bryn och landskapets heterogenitet och därmed födotillgången och mängden lämpliga jaktplatser. Skogsbruksåtgärder som leder till minskad förekomst av äldre, gles skog och då särskilt tillgång på hålträd och träd med löst sittande bark kan leda till brist på koloniplatser och viloplatser (SLU Artdatabanken, 2024; Skogsstyrelsen, 2016).</w:t>
       </w:r>
     </w:p>
     <w:p>
       <w:r>
-        <w:t>Ett tydligt exempel på en generalist som gynnas av dagens skogsbruk är större märgborre på nydöd tall. Denna utvecklas förutom i vindfällen gärna i avverkningsavfall, inklusive avverkningsstubbar och röjningsstammar. Därmed har den större märgborren möjlighet att upprätthålla stora och stabila populationer på huvuddelen av landets skogsmark, vilket leder till en trivialisering av faunan. Större märgborre inverkar sannolikt direkt negativt på arter som tolvtandad barkborre (EN) och avlång barkborre (VU), och indirekt på de som är gynnade av blånadssvampar, dvs. följearter till framförallt mindre märgborre och skarptandad barkborre. De barkborrar som missgynnas av större märgborre är i mycket högre grad gynnade av tallar som dör genom självgallring, dvs. i normalfallet skog som inte används till skogsproduktion (Pettersson, 2014; Wikars, skriftl.).</w:t>
-      </w:r>
-    </w:p>
-    <w:p>
-      <w:r>
-        <w:t xml:space="preserve">Rika förekomster av främst mindre märgborre men även skarptandad barkborre är en signal för artrikedom och inventeringar har visat att det är i skogar med en naturlig självgallring som det skapas förutsättningar för dessa arter samt de efterföljande åtgärdsprogramsarterna (Pettersson, 2014; Hedgren, 2012). Tallskogar med stark förekomst av mindre märgborre och skarptandad barkborre bör avsättas som reservat. Generellt bör hänsyn tas vid slutavverkning av talldominerad skog så att avverkningsrester som gren- och toppdelar (s.k. GROT) lämnas. Mindre märgborre är typisk art för </w:t>
-      </w:r>
-      <w:r>
-        <w:rPr>
-          <w:i/>
-        </w:rPr>
-        <w:t>9060 Åsbarrskog</w:t>
-      </w:r>
-      <w:r>
-        <w:t xml:space="preserve"> (Pettersson, 2014; SLU Artdatabanken, 2026).</w:t>
+        <w:t>Fladdermöss är beroende av hänsyn på landskapsnivå och det är viktigt att alla typer av vatten och våtmarker samt fuktiga skogspartier återställs och bevaras. Sväm- och sumpskog ska alltid sparas, och äldre lövmiljöer bör alltid sparas för födosök, koloniplatser och viloplatser. Utöver kantzoner mot vatten och våtmarker bör tillräckligt breda skyddszoner av uppväxt skog sparas för att skapa och bevara vindskyddade födosöksmiljöer. Genom att binda samman befintliga skogsbestånd med korridorer av uppvuxen skog skapas ett fladdermusvänligt landskap (SLU Artdatabanken, 2024; Skogsstyrelsen, 2016).</w:t>
       </w:r>
     </w:p>
     <w:p>
@@ -696,147 +695,35 @@
         <w:pStyle w:val="Heading2"/>
       </w:pPr>
       <w:r>
-        <w:t>Referenser – mindre märgborre</w:t>
+        <w:t>Referenser – nordfladdermus</w:t>
       </w:r>
     </w:p>
     <w:p>
       <w:r>
-        <w:t xml:space="preserve">Appelqvist, T., 2005. </w:t>
+        <w:t xml:space="preserve">Skogsstyrelsen, 2016. </w:t>
       </w:r>
       <w:r>
         <w:rPr>
           <w:i/>
         </w:rPr>
-        <w:t>Naturvårdsbiologisk forskning. Underlag för områdesskydd i landskapet.</w:t>
-      </w:r>
-      <w:r>
-        <w:t xml:space="preserve"> Naturvårdsverket, Rapport 5452.</w:t>
+        <w:t xml:space="preserve">Vägledning för hänsyn till nordfladdermus. </w:t>
+      </w:r>
+      <w:r>
+        <w:t>Vägledningar och kunskapsstöd artskydd - Skogsstyrelsen</w:t>
       </w:r>
     </w:p>
     <w:p>
       <w:r>
-        <w:t xml:space="preserve">Gunnarsson, B., Pettersson, R. B., Hake, M. och Hultengren, S. &amp; Sjöberg, K., 1999. </w:t>
+        <w:t>SLU Artdatabanken, 2024.</w:t>
       </w:r>
       <w:r>
         <w:rPr>
           <w:i/>
         </w:rPr>
-        <w:t xml:space="preserve">Spindlar och skalbaggar som indikatorer i barrskog. </w:t>
-      </w:r>
-      <w:r>
-        <w:t>Skog &amp; Forskning, Nr. 2/99, s. 46–51.</w:t>
-      </w:r>
-    </w:p>
-    <w:p>
-      <w:r>
-        <w:t xml:space="preserve">Hedgren, O., 2012. </w:t>
-      </w:r>
-      <w:r>
-        <w:rPr>
-          <w:i/>
-        </w:rPr>
-        <w:t>Hotade insekter på tallved i Dalarna.</w:t>
-      </w:r>
-      <w:r>
-        <w:t xml:space="preserve"> Länsstyrelsen Dalarna, Naturvårdsenheten. Rapport 2012:16.</w:t>
-      </w:r>
-    </w:p>
-    <w:p>
-      <w:r>
-        <w:t xml:space="preserve">Hedgren, O. 2010. </w:t>
-      </w:r>
-      <w:r>
-        <w:rPr>
-          <w:i/>
-        </w:rPr>
-        <w:t>Vedinsekter i tallskog och på brandfält i Värmland.</w:t>
-      </w:r>
-      <w:r>
-        <w:t xml:space="preserve"> Länsstyrelsen Värmland, Stencil, 39 s.</w:t>
-      </w:r>
-    </w:p>
-    <w:p>
-      <w:r>
-        <w:t xml:space="preserve">Janzen, D. H., 1983. </w:t>
-      </w:r>
-      <w:r>
-        <w:rPr>
-          <w:i/>
-        </w:rPr>
-        <w:t>No park is an island: Increase in interference from outside as park size decreases</w:t>
-      </w:r>
-      <w:r>
-        <w:t>. Oikos 41: 402–410.</w:t>
-      </w:r>
-    </w:p>
-    <w:p>
-      <w:r>
-        <w:t xml:space="preserve">Jonsell, M., Weslien, J. &amp; Ehn ström, B., 1998. </w:t>
-      </w:r>
-      <w:r>
-        <w:rPr>
-          <w:i/>
-        </w:rPr>
-        <w:t>Substrate requirements of red-listed saproxylic invertebrates in Sweden</w:t>
-      </w:r>
-      <w:r>
-        <w:t>. Biodiversity and Conserv. 7: 749–764.</w:t>
-      </w:r>
-    </w:p>
-    <w:p>
-      <w:r>
-        <w:t xml:space="preserve">Pettersson, R. B., 2014). </w:t>
-      </w:r>
-      <w:r>
-        <w:rPr>
-          <w:i/>
-        </w:rPr>
-        <w:t>Åtgärdsprogram för skalbaggar på nyligen död tall, 2014–2018.</w:t>
-      </w:r>
-      <w:r>
-        <w:t xml:space="preserve"> Rapport 6599. Bromma: Naturvårdsverket.</w:t>
-      </w:r>
-    </w:p>
-    <w:p>
-      <w:r>
-        <w:t xml:space="preserve">SLU Artdatabanken, 2026. </w:t>
-      </w:r>
-      <w:r>
-        <w:rPr>
-          <w:i/>
-        </w:rPr>
-        <w:t xml:space="preserve">Artfaktablad. Naturvård – artfakta. </w:t>
-      </w:r>
-      <w:r>
-        <w:t>SLU Artdatabanken, Uppsala.</w:t>
-      </w:r>
-    </w:p>
-    <w:p>
-      <w:r>
-        <w:t xml:space="preserve">Wikars, L.-O., Hansson, J. &amp; Hedgren, O., 2010. </w:t>
-      </w:r>
-      <w:r>
-        <w:rPr>
-          <w:i/>
-        </w:rPr>
-        <w:t>Inventering av vedlevande skalbaggar – tallskogar i Örebro län.</w:t>
-      </w:r>
-      <w:r>
-        <w:t xml:space="preserve"> Länsstyrelsen i Örebro län, publ.nr. 2010:2.</w:t>
-      </w:r>
-    </w:p>
-    <w:p>
-      <w:r>
-        <w:t xml:space="preserve">Wikars, L.-O., 2009. </w:t>
-      </w:r>
-      <w:r>
-        <w:rPr>
-          <w:i/>
-        </w:rPr>
-        <w:t>Vedskalbaggar i Hamra nationalpark, Gävleborgs län.</w:t>
-      </w:r>
-      <w:r>
-        <w:t xml:space="preserve"> Länsstyrelsen Gävleborg, Rapport 2009:14.</w:t>
+        <w:t xml:space="preserve">  Artfakta: nordfladdermus (Eptesicus nilssonii). </w:t>
+      </w:r>
+      <w:r>
+        <w:t>https://artfakta.se/taxa/205998</w:t>
       </w:r>
     </w:p>
     <w:p>
@@ -844,35 +731,45 @@
         <w:pStyle w:val="Heading1"/>
       </w:pPr>
       <w:r>
-        <w:t>Tjäder – ekologi samt krav på livsmiljön</w:t>
+        <w:t>Mindre märgborre – ekologi samt krav på livsmiljön</w:t>
       </w:r>
     </w:p>
     <w:p>
       <w:r>
-        <w:t xml:space="preserve">Tjäder (§4) omfattas av bilaga 1 och 2 EU:s fågeldirektiv och är typisk art för </w:t>
+        <w:t xml:space="preserve">Mindre märgborre är en signalart för tallskog med höga naturvärden och kan lätt konstateras genom sina karaktäristiska måsvingeliknande gnagspår som ofta hittas på grova tallgrenar på marken. Mindre märgborre betraktas tillsammans med skarptandad barkborre som nyckelarter, eftersom en rad sällsynta efterföljande arter är beroende av deras gångsystem. Bland dessa kan nämnas åtgärdsprogramsarterna avlång barkborre (VU), </w:t>
       </w:r>
       <w:r>
         <w:rPr>
           <w:i/>
         </w:rPr>
-        <w:t xml:space="preserve">9010 Taiga </w:t>
-      </w:r>
-      <w:r>
-        <w:t xml:space="preserve">och </w:t>
+        <w:t>Corticeus longulus</w:t>
+      </w:r>
+      <w:r>
+        <w:t xml:space="preserve"> (VU), tallgångbagge (VU), cholodkovskys bastborre (NT) och tallbarksvartbagge (NT) (Pettersson, 2014; Gunnarsson m fl., 1999).</w:t>
+      </w:r>
+    </w:p>
+    <w:p>
+      <w:r>
+        <w:t>Tallskogar tillhör de livsmiljöer som förändrats i stor skala, där många kvadratmil har omvandlats till unga produktionsskogar. I sådana skogar saknas förutsättningar för de ovannämnda sällsynta barkborrarna och alltmer kunskap tyder på att skogsbrukets omvandling av skogslandskapet, missgynnar åtgärdsprogrammets arter även inne i skyddade områden (Hedgren, 2012; Hedgren m.fl., 2010; Wikars m.fl., 2010; Wikars, 2009). Orsaken är sannolikt att dagens intensiva skogsbruk trivialiserar faunan på nydöda träd. Detta sker genom att generalister förökas upp i sådan grad i den brukade skogen att dessa även kommer att dominera i de för hållandevis små och fragmenterade områden som avsätts för naturvård (Appelqvist, 2005; Janzen, 1983; Ås, 1999).</w:t>
+      </w:r>
+    </w:p>
+    <w:p>
+      <w:r>
+        <w:t>Ett tydligt exempel på en generalist som gynnas av dagens skogsbruk är större märgborre på nydöd tall. Denna utvecklas förutom i vindfällen gärna i avverkningsavfall, inklusive avverkningsstubbar och röjningsstammar. Därmed har den större märgborren möjlighet att upprätthålla stora och stabila populationer på huvuddelen av landets skogsmark, vilket leder till en trivialisering av faunan. Större märgborre inverkar sannolikt direkt negativt på arter som tolvtandad barkborre (EN) och avlång barkborre (VU), och indirekt på de som är gynnade av blånadssvampar, dvs. följearter till framförallt mindre märgborre och skarptandad barkborre. De barkborrar som missgynnas av större märgborre är i mycket högre grad gynnade av tallar som dör genom självgallring, dvs. i normalfallet skog som inte används till skogsproduktion (Pettersson, 2014; Wikars, skriftl.).</w:t>
+      </w:r>
+    </w:p>
+    <w:p>
+      <w:r>
+        <w:t xml:space="preserve">Rika förekomster av främst mindre märgborre men även skarptandad barkborre är en signal för artrikedom och inventeringar har visat att det är i skogar med en naturlig självgallring som det skapas förutsättningar för dessa arter samt de efterföljande åtgärdsprogramsarterna (Pettersson, 2014; Hedgren, 2012). Tallskogar med stark förekomst av mindre märgborre och skarptandad barkborre bör avsättas som reservat. Generellt bör hänsyn tas vid slutavverkning av talldominerad skog så att avverkningsrester som gren- och toppdelar (s.k. GROT) lämnas. Mindre märgborre är typisk art för </w:t>
       </w:r>
       <w:r>
         <w:rPr>
           <w:i/>
         </w:rPr>
-        <w:t>9740 Skogsbevuxen myr</w:t>
-      </w:r>
-      <w:r>
-        <w:t>. Tjädern är en utpräglad skogsfågel knuten till större sammanhängande barrskogsområden. Tupparna och hönorna utnyttjar till viss del olika miljöer, och habitatvalet varierar dessutom mellan olika delar av året. För att det ska finnas livskraftiga tjäderbestånd krävs funktionella skogslandskap med en blandning av uppvuxen, gles och luckig skog, täta sumpskogar, myrar och andra små våtmarker (Skogsstyrelsen, 2019; SLU Artdatabanken 2024).</w:t>
-      </w:r>
-    </w:p>
-    <w:p>
-      <w:r>
-        <w:t>Arten försvinner när skogen fragmenteras och den sammanlagda arealen hyggen och andra öppna områden blir för stor. Ett småskaligt och försiktigt virkesuttag genom hyggesfria metoder kan i vissa fall vara möjligt i området inom 200 m från lekcentrum. Längre ut från lekcentrum, inom 200–500 m bör den avverkade ytan inte överskrida 1 hektar för att undvika alltför stora och snabba förändringar (Skogsstyrelsen, 2019).</w:t>
+        <w:t>9060 Åsbarrskog</w:t>
+      </w:r>
+      <w:r>
+        <w:t xml:space="preserve"> (Pettersson, 2014; SLU Artdatabanken, 2026).</w:t>
       </w:r>
     </w:p>
     <w:p>
@@ -880,6 +777,190 @@
         <w:pStyle w:val="Heading2"/>
       </w:pPr>
       <w:r>
+        <w:t>Referenser – mindre märgborre</w:t>
+      </w:r>
+    </w:p>
+    <w:p>
+      <w:r>
+        <w:t xml:space="preserve">Appelqvist, T., 2005. </w:t>
+      </w:r>
+      <w:r>
+        <w:rPr>
+          <w:i/>
+        </w:rPr>
+        <w:t>Naturvårdsbiologisk forskning. Underlag för områdesskydd i landskapet.</w:t>
+      </w:r>
+      <w:r>
+        <w:t xml:space="preserve"> Naturvårdsverket, Rapport 5452.</w:t>
+      </w:r>
+    </w:p>
+    <w:p>
+      <w:r>
+        <w:t xml:space="preserve">Gunnarsson, B., Pettersson, R. B., Hake, M. och Hultengren, S. &amp; Sjöberg, K., 1999. </w:t>
+      </w:r>
+      <w:r>
+        <w:rPr>
+          <w:i/>
+        </w:rPr>
+        <w:t xml:space="preserve">Spindlar och skalbaggar som indikatorer i barrskog. </w:t>
+      </w:r>
+      <w:r>
+        <w:t>Skog &amp; Forskning, Nr. 2/99, s. 46–51.</w:t>
+      </w:r>
+    </w:p>
+    <w:p>
+      <w:r>
+        <w:t xml:space="preserve">Hedgren, O., 2012. </w:t>
+      </w:r>
+      <w:r>
+        <w:rPr>
+          <w:i/>
+        </w:rPr>
+        <w:t>Hotade insekter på tallved i Dalarna.</w:t>
+      </w:r>
+      <w:r>
+        <w:t xml:space="preserve"> Länsstyrelsen Dalarna, Naturvårdsenheten. Rapport 2012:16.</w:t>
+      </w:r>
+    </w:p>
+    <w:p>
+      <w:r>
+        <w:t xml:space="preserve">Hedgren, O. 2010. </w:t>
+      </w:r>
+      <w:r>
+        <w:rPr>
+          <w:i/>
+        </w:rPr>
+        <w:t>Vedinsekter i tallskog och på brandfält i Värmland.</w:t>
+      </w:r>
+      <w:r>
+        <w:t xml:space="preserve"> Länsstyrelsen Värmland, Stencil, 39 s.</w:t>
+      </w:r>
+    </w:p>
+    <w:p>
+      <w:r>
+        <w:t xml:space="preserve">Janzen, D. H., 1983. </w:t>
+      </w:r>
+      <w:r>
+        <w:rPr>
+          <w:i/>
+        </w:rPr>
+        <w:t>No park is an island: Increase in interference from outside as park size decreases</w:t>
+      </w:r>
+      <w:r>
+        <w:t>. Oikos 41: 402–410.</w:t>
+      </w:r>
+    </w:p>
+    <w:p>
+      <w:r>
+        <w:t xml:space="preserve">Jonsell, M., Weslien, J. &amp; Ehn ström, B., 1998. </w:t>
+      </w:r>
+      <w:r>
+        <w:rPr>
+          <w:i/>
+        </w:rPr>
+        <w:t>Substrate requirements of red-listed saproxylic invertebrates in Sweden</w:t>
+      </w:r>
+      <w:r>
+        <w:t>. Biodiversity and Conserv. 7: 749–764.</w:t>
+      </w:r>
+    </w:p>
+    <w:p>
+      <w:r>
+        <w:t xml:space="preserve">Pettersson, R. B., 2014). </w:t>
+      </w:r>
+      <w:r>
+        <w:rPr>
+          <w:i/>
+        </w:rPr>
+        <w:t>Åtgärdsprogram för skalbaggar på nyligen död tall, 2014–2018.</w:t>
+      </w:r>
+      <w:r>
+        <w:t xml:space="preserve"> Rapport 6599. Bromma: Naturvårdsverket.</w:t>
+      </w:r>
+    </w:p>
+    <w:p>
+      <w:r>
+        <w:t xml:space="preserve">SLU Artdatabanken, 2026. </w:t>
+      </w:r>
+      <w:r>
+        <w:rPr>
+          <w:i/>
+        </w:rPr>
+        <w:t xml:space="preserve">Artfaktablad. Naturvård – artfakta. </w:t>
+      </w:r>
+      <w:r>
+        <w:t>SLU Artdatabanken, Uppsala.</w:t>
+      </w:r>
+    </w:p>
+    <w:p>
+      <w:r>
+        <w:t xml:space="preserve">Wikars, L.-O., Hansson, J. &amp; Hedgren, O., 2010. </w:t>
+      </w:r>
+      <w:r>
+        <w:rPr>
+          <w:i/>
+        </w:rPr>
+        <w:t>Inventering av vedlevande skalbaggar – tallskogar i Örebro län.</w:t>
+      </w:r>
+      <w:r>
+        <w:t xml:space="preserve"> Länsstyrelsen i Örebro län, publ.nr. 2010:2.</w:t>
+      </w:r>
+    </w:p>
+    <w:p>
+      <w:r>
+        <w:t xml:space="preserve">Wikars, L.-O., 2009. </w:t>
+      </w:r>
+      <w:r>
+        <w:rPr>
+          <w:i/>
+        </w:rPr>
+        <w:t>Vedskalbaggar i Hamra nationalpark, Gävleborgs län.</w:t>
+      </w:r>
+      <w:r>
+        <w:t xml:space="preserve"> Länsstyrelsen Gävleborg, Rapport 2009:14.</w:t>
+      </w:r>
+    </w:p>
+    <w:p>
+      <w:pPr>
+        <w:pStyle w:val="Heading1"/>
+      </w:pPr>
+      <w:r>
+        <w:t>Tjäder – ekologi samt krav på livsmiljön</w:t>
+      </w:r>
+    </w:p>
+    <w:p>
+      <w:r>
+        <w:t xml:space="preserve">Tjäder (§4) omfattas av bilaga 1 och 2 EU:s fågeldirektiv och är typisk art för </w:t>
+      </w:r>
+      <w:r>
+        <w:rPr>
+          <w:i/>
+        </w:rPr>
+        <w:t xml:space="preserve">9010 Taiga </w:t>
+      </w:r>
+      <w:r>
+        <w:t xml:space="preserve">och </w:t>
+      </w:r>
+      <w:r>
+        <w:rPr>
+          <w:i/>
+        </w:rPr>
+        <w:t>9740 Skogsbevuxen myr</w:t>
+      </w:r>
+      <w:r>
+        <w:t>. Tjädern är en utpräglad skogsfågel knuten till större sammanhängande barrskogsområden. Tupparna och hönorna utnyttjar till viss del olika miljöer, och habitatvalet varierar dessutom mellan olika delar av året. För att det ska finnas livskraftiga tjäderbestånd krävs funktionella skogslandskap med en blandning av uppvuxen, gles och luckig skog, täta sumpskogar, myrar och andra små våtmarker (Skogsstyrelsen, 2019; SLU Artdatabanken 2024).</w:t>
+      </w:r>
+    </w:p>
+    <w:p>
+      <w:r>
+        <w:t>Arten försvinner när skogen fragmenteras och den sammanlagda arealen hyggen och andra öppna områden blir för stor. Ett småskaligt och försiktigt virkesuttag genom hyggesfria metoder kan i vissa fall vara möjligt i området inom 200 m från lekcentrum. Längre ut från lekcentrum, inom 200–500 m bör den avverkade ytan inte överskrida 1 hektar för att undvika alltför stora och snabba förändringar (Skogsstyrelsen, 2019).</w:t>
+      </w:r>
+    </w:p>
+    <w:p>
+      <w:pPr>
+        <w:pStyle w:val="Heading2"/>
+      </w:pPr>
+      <w:r>
         <w:t>Referenser – tjäder</w:t>
       </w:r>
     </w:p>
@@ -906,6 +987,60 @@
       </w:r>
       <w:r>
         <w:t>SLU Artdatabanken, Uppsala</w:t>
+      </w:r>
+    </w:p>
+    <w:p>
+      <w:pPr>
+        <w:pStyle w:val="Heading1"/>
+      </w:pPr>
+      <w:r>
+        <w:t>Dvärgpipistrell – ekologi samt krav på livsmiljön</w:t>
+      </w:r>
+    </w:p>
+    <w:p>
+      <w:r>
+        <w:t>Dvärgpipistrell (§4a) omfattas av bilaga 4 EU:s art- och habitatdirektiv vilket innebär ett strikt skydd för arten och dess livsmiljöer. Arten förekommer i alla typer av glesare skogar men föredrar framförallt lövskog. Den födosöker inne bland träden och man hittar den i trädbärande beteshagar, i kantzoner mellan skog och odlingsmark, i närheten av vatten och i bymiljöer. Den undviker stora sammanhängande öppna miljöer såsom åkrar och hyggen. Skogsbruksåtgärder som leder till minskad förekomst av äldre, gles skog och då särskilt tillgång på hålträd och träd med löst sittande bark kan leda till brist på koloniplatser och viloplatser (SLU Artdatabanken, 2024; Skogsstyrelsen, 2016).</w:t>
+      </w:r>
+    </w:p>
+    <w:p>
+      <w:r>
+        <w:t>Fladdermöss är beroende av hänsyn på landskapsnivå och det är viktigt att alla typer av vatten och våtmarker samt fuktiga skogspartier återställs och bevaras. Sväm- och sumpskog ska alltid sparas, och äldre lövmiljöer bör alltid sparas för födosök, koloniplatser och viloplatser. Utöver kantzoner mot vatten och våtmarker bör tillräckligt breda skyddszoner av uppväxt skog sparas för att skapa och bevara vindskyddade födosöksmiljöer. Genom att binda samman befintliga skogsbestånd med korridorer av uppvuxen skog skapas ett fladdermusvänligt landskap (SLU Artdatabanken, 2024; Skogsstyrelsen, 2016).</w:t>
+      </w:r>
+    </w:p>
+    <w:p>
+      <w:pPr>
+        <w:pStyle w:val="Heading2"/>
+      </w:pPr>
+      <w:r>
+        <w:t>Referenser – dvärgpipistrell</w:t>
+      </w:r>
+    </w:p>
+    <w:p>
+      <w:r>
+        <w:t xml:space="preserve">Skogsstyrelsen, 2016. </w:t>
+      </w:r>
+      <w:r>
+        <w:rPr>
+          <w:i/>
+        </w:rPr>
+        <w:t xml:space="preserve">Vägledning för hänsyn till pipistrell. </w:t>
+      </w:r>
+      <w:r>
+        <w:t>Vägledningar och kunskapsstöd artskydd - Skogsstyrelsen</w:t>
+      </w:r>
+    </w:p>
+    <w:p>
+      <w:r>
+        <w:t>SLU Artdatabanken, 2024.</w:t>
+      </w:r>
+      <w:r>
+        <w:rPr>
+          <w:i/>
+        </w:rPr>
+        <w:t xml:space="preserve">  Artfakta: dvärgpipistrell (Pipistrellus pygmaeus). </w:t>
+      </w:r>
+      <w:r>
+        <w:t>https://artfakta.se/taxa/205995</w:t>
       </w:r>
     </w:p>
     <w:p>
@@ -1284,7 +1419,7 @@
     <w:r>
       <w:tab/>
       <w:tab/>
-      <w:t>2026-08-03</w:t>
+      <w:t>2026-08-05</w:t>
       <w:br/>
       <w:br/>
     </w:r>

--- a/tillsyn/S 2049-2026 tillsynsbegäran.docx
+++ b/tillsyn/S 2049-2026 tillsynsbegäran.docx
@@ -1419,7 +1419,7 @@
     <w:r>
       <w:tab/>
       <w:tab/>
-      <w:t>2026-08-05</w:t>
+      <w:t>2026-08-07</w:t>
       <w:br/>
       <w:br/>
     </w:r>

--- a/tillsyn/S 2049-2026 tillsynsbegäran.docx
+++ b/tillsyn/S 2049-2026 tillsynsbegäran.docx
@@ -1419,7 +1419,7 @@
     <w:r>
       <w:tab/>
       <w:tab/>
-      <w:t>2026-08-07</w:t>
+      <w:t>2026-08-08</w:t>
       <w:br/>
       <w:br/>
     </w:r>

--- a/tillsyn/S 2049-2026 tillsynsbegäran.docx
+++ b/tillsyn/S 2049-2026 tillsynsbegäran.docx
@@ -22,7 +22,7 @@
       <w:r>
         <w:drawing>
           <wp:inline xmlns:a="http://schemas.openxmlformats.org/drawingml/2006/main" xmlns:pic="http://schemas.openxmlformats.org/drawingml/2006/picture">
-            <wp:extent cx="5486400" cy="3619893"/>
+            <wp:extent cx="5486400" cy="3510542"/>
             <wp:docPr id="1" name="Picture 1"/>
             <wp:cNvGraphicFramePr>
               <a:graphicFrameLocks noChangeAspect="1"/>
@@ -43,7 +43,7 @@
                   <pic:spPr>
                     <a:xfrm>
                       <a:off x="0" y="0"/>
-                      <a:ext cx="5486400" cy="3619893"/>
+                      <a:ext cx="5486400" cy="3510542"/>
                     </a:xfrm>
                     <a:prstGeom prst="rect"/>
                   </pic:spPr>
@@ -60,12 +60,12 @@
         <w:spacing w:after="240"/>
       </w:pPr>
       <w:r>
-        <w:t>Figur 1. Fyndplatser för naturvårdsarter i och inom 23 meter från samrådsanmälan. Markörer utan svart kant är placerade på fyndplatsen. Markörer med svart kant är placerade vid sidan av fyndplatsen har ett svart streck som visar fyndplatsens exakta position. Kartans mittpunktskoordinat är N 6632440, E 558217 i SWEREF 99 TM.</w:t>
-      </w:r>
-    </w:p>
-    <w:p>
-      <w:r>
-        <w:t>I och inom 23 meter från samrådsanmälan finns fynd av 8 naturvårdsarter, varav 2 är rödlistade, 4 är fridlysta, 5 är typiska (T) och 3 är signalarter (S): knärot (VU, T, §8), orange taggsvamp (NT, T), mindre märgborre (S, T), vedticka (S, T), västlig hakmossa (S), tjäder (T, §4), svartvit flugsnappare (§4) och revlummer (§9). Se Figur 1.</w:t>
+        <w:t>Figur 1. Fyndplatser för naturvårdsarter i och inom 23 meter från samrådsanmälan. Markörer utan svart kant är placerade på fyndplatsen. Markörer med svart kant är placerade vid sidan av fyndplatsen och har ett svart streck som visar fyndplatsens exakta position. Kartans mittpunktskoordinat är N 6632440, E 558217 i SWEREF 99 TM.</w:t>
+      </w:r>
+    </w:p>
+    <w:p>
+      <w:r>
+        <w:t>I och inom 23 meter från samrådsanmälan finns fynd av 15 naturvårdsarter, varav 6 är rödlistade, 10 är fridlysta, 8 är typiska (T) och 3 är signalarter (S): knärot (VU, T, §8), brunlångöra (NT, §4a), dropptaggsvamp (NT, T), nordfladdermus (NT, §4a), orange taggsvamp (NT, T), talltita (NT, §4), mindre märgborre (S, T), vedticka (S, T), västlig hakmossa (S), stjärtmes (T, §4), tjäder (T, §4), tofsmes (T, §4), dvärgpipistrell (§4a), svartvit flugsnappare (§4) och revlummer (§9). Se Figur 1.</w:t>
       </w:r>
     </w:p>
     <w:p>
@@ -209,6 +209,66 @@
         <w:rPr>
           <w:b/>
         </w:rPr>
+        <w:t>Brunlångöra (NT, §4a)</w:t>
+      </w:r>
+      <w:r>
+        <w:t xml:space="preserve"> omfattas av bilaga 4 EU:s art- och habitatdirektiv vilket innebär att arten och dess livsmiljöer är strikt skyddade. Brunlångöra förekommer framförallt inne i relativt tät skog men födosöker också i trädgårdar, parker och hagar. Den har minskat med 17,5 (5–30) % under de senaste 21 åren och minskningstakten för den svenska populationen bedöms vara nära gränsvärdet för Sårbar (VU). (A2bc). Brunlångöra är typisk art för </w:t>
+      </w:r>
+      <w:r>
+        <w:rPr>
+          <w:i/>
+        </w:rPr>
+        <w:t>8310 Grottor</w:t>
+      </w:r>
+      <w:r>
+        <w:t xml:space="preserve"> och </w:t>
+      </w:r>
+      <w:r>
+        <w:rPr>
+          <w:i/>
+        </w:rPr>
+        <w:t>8330</w:t>
+      </w:r>
+      <w:r>
+        <w:t xml:space="preserve"> (SLU Artdatabanken, 2024).</w:t>
+      </w:r>
+    </w:p>
+    <w:p>
+      <w:r>
+        <w:rPr>
+          <w:b/>
+        </w:rPr>
+        <w:t>Dropptaggsvamp (NT)</w:t>
+      </w:r>
+      <w:r>
+        <w:t xml:space="preserve"> bildar mykorrhiza med tall, främst i barrskog med trädkontinuitet, i magra, torra och ljusöppna lavtallskogar och i barrblandskogar med friskmossor och lingon i fältskiktet. Den totala populationen i landet har minskat och bedöms fortsätta minska till följd av slutavverkningar av tallskog. Det är högst oklart om arten långsiktigt kan etablera och reproducera sig i skogsbestånd som brukas med trakthyggesmetoder, markberedning, gödsling eller föryngring med förädlat plantmaterial. Uppfyller kriterierna för att bli rödlistad på grund av ny kunskap som visar att en större andel av populationen än tidigare bedömt är knuten till kontinuitetsbarrskog. Minskningstakten för den svenska populationen bedöms vara nära gränsvärdet för Sårbar (VU). Dropptaggsvamp är typisk art för </w:t>
+      </w:r>
+      <w:r>
+        <w:rPr>
+          <w:i/>
+        </w:rPr>
+        <w:t xml:space="preserve">9010 Taiga </w:t>
+      </w:r>
+      <w:r>
+        <w:t>(SLU Artdatabanken, 2026).</w:t>
+      </w:r>
+    </w:p>
+    <w:p>
+      <w:r>
+        <w:rPr>
+          <w:b/>
+        </w:rPr>
+        <w:t>Nordfladdermus (NT, §4a)</w:t>
+      </w:r>
+      <w:r>
+        <w:t xml:space="preserve"> omfattas av bilaga 4 EU:s art- och habitatdirektiv vilket innebär ett strikt skydd där arten och dess livsmiljöer ska bevaras. Nordfladdermus föredrar variationsrik skog med förekomst av sjöar, vattendrag och våtmarker och hittas framförallt i halvöppna miljöer som trädbärande beteshagar och i kantzoner mellan skog och odlingsmark. Den undviker stora öppna områden som stora hyggen och större sammanhängande planteringar vilket minskar längden bryn och landskapets heterogenitet och därmed födotillgången och mängden lämpliga jaktplatser. Skogsbruksåtgärder som leder till minskad förekomst av äldre, gles skog och då särskilt tillgång på hålträd och träd med löst sittande bark kan leda till brist på koloniplatser och viloplatser. Nordfladdermus har minskat med 27,5 (5–50) % under de senaste 21 åren och minskningstakten för den svenska populationen bedöms vara nära gränsvärdet för Sårbar (VU). (A2bc) (SLU Artdatabanken, 2024; Skogsstyrelsen, 2016).</w:t>
+      </w:r>
+    </w:p>
+    <w:p>
+      <w:r>
+        <w:rPr>
+          <w:b/>
+        </w:rPr>
         <w:t xml:space="preserve">Orange taggsvamp (NT) </w:t>
       </w:r>
       <w:r>
@@ -229,6 +289,17 @@
         <w:rPr>
           <w:b/>
         </w:rPr>
+        <w:t>Talltita (NT, §4)</w:t>
+      </w:r>
+      <w:r>
+        <w:t>, rödlistad som nära hotad och prioriterad art i Skogsvårdslagen, har häckningsrevir i anmälan. Arten har minskat kraftigt de senaste 30 åren och minskningstakten innevarande 10-årsperiod beräknas till 20 (10–30) %. Talltitan är synnerligen trogen sitt cirka 15 hektar stora revir och är beroende av flerskiktade olikåldriga skogar för att kunna föda upp sina ungar. Talltitan försvinner om dess livsmiljö kalavverkas (Eggers &amp; Low, 2014; Ekman, 1979; Griesser et al, 2007; Klein, 2020; Siffczyk et al, 2003; SLU Artdatabanken, 2021).</w:t>
+      </w:r>
+    </w:p>
+    <w:p>
+      <w:r>
+        <w:rPr>
+          <w:b/>
+        </w:rPr>
         <w:t>Mindre märgborre</w:t>
       </w:r>
       <w:r>
@@ -278,6 +349,35 @@
         <w:rPr>
           <w:b/>
         </w:rPr>
+        <w:t>Stjärtmes (§4)</w:t>
+      </w:r>
+      <w:r>
+        <w:t xml:space="preserve"> häckar i löv- och blandskog. Studier har visat att den behöver ca 15 % medelålders till äldre lövrika bestånd (&gt;50 % löv), om avståndet mellan bestånden är 500 m. Stjärtmes är fridlyst enligt 4§ artskyddsförordningen och typisk art för </w:t>
+      </w:r>
+      <w:r>
+        <w:rPr>
+          <w:i/>
+        </w:rPr>
+        <w:t>9010 Taiga, 9030 Landhöjningsskog, 9080 Lövsumpskog</w:t>
+      </w:r>
+      <w:r>
+        <w:t xml:space="preserve"> och</w:t>
+      </w:r>
+      <w:r>
+        <w:rPr>
+          <w:i/>
+        </w:rPr>
+        <w:t xml:space="preserve"> 9750 Svämlövskog </w:t>
+      </w:r>
+      <w:r>
+        <w:t>(Jansson, 1999; Skogsstyrelsen, 2014; SLU Artdatabanken, 2025).</w:t>
+      </w:r>
+    </w:p>
+    <w:p>
+      <w:r>
+        <w:rPr>
+          <w:b/>
+        </w:rPr>
         <w:t>Tjäder (§4)</w:t>
       </w:r>
       <w:r>
@@ -303,6 +403,37 @@
       </w:r>
     </w:p>
     <w:p>
+      <w:r>
+        <w:rPr>
+          <w:b/>
+        </w:rPr>
+        <w:t>Tofsmes (§4)</w:t>
+      </w:r>
+      <w:r>
+        <w:t xml:space="preserve"> häckar i barr- och blandskog, främst i tallskog. Tofsmes är typisk art för </w:t>
+      </w:r>
+      <w:r>
+        <w:rPr>
+          <w:i/>
+        </w:rPr>
+        <w:t xml:space="preserve">9010 Taiga </w:t>
+      </w:r>
+      <w:r>
+        <w:t>(SLU Artdatabanken, 2025).</w:t>
+      </w:r>
+    </w:p>
+    <w:p>
+      <w:r>
+        <w:rPr>
+          <w:b/>
+        </w:rPr>
+        <w:t>Dvärgpipistrell (§4a)</w:t>
+      </w:r>
+      <w:r>
+        <w:t xml:space="preserve"> omfattas av bilaga 4 EU:s art- och habitatdirektiv vilket innebär ett strikt skydd där arten och dess livsmiljöer ska bevaras. Arten förekommer i alla typer av glesare skogar men föredrar framförallt lövskog. Den födosöker inne bland träden och man hittar den i trädbärande beteshagar, i kantzoner mellan skog och odlingsmark, i närheten av vatten och i bymiljöer. Den undviker stora sammanhängande öppna miljöer såsom åkrar och hyggen. Skogsbruksåtgärder som leder till minskad förekomst av äldre, gles skog och då särskilt tillgång på hålträd och träd med löst sittande bark kan leda till brist på koloniplatser och viloplatser (SLU Artdatabanken, 2024; Skogsstyrelsen, 2016).</w:t>
+      </w:r>
+    </w:p>
+    <w:p>
       <w:pPr>
         <w:pStyle w:val="Heading1"/>
       </w:pPr>
@@ -339,7 +470,7 @@
     </w:p>
     <w:p>
       <w:r>
-        <w:t>Följande typiska arter har sina livsmiljöer och växtplatser i den samrådsanmälda skogen: knärot (VU, T, §8), orange taggsvamp (NT, T), mindre märgborre (S, T), vedticka (S, T) och tjäder (T, §4).</w:t>
+        <w:t>Följande typiska arter har sina livsmiljöer och växtplatser i den samrådsanmälda skogen: knärot (VU, T, §8), dropptaggsvamp (NT, T), orange taggsvamp (NT, T), mindre märgborre (S, T), vedticka (S, T), stjärtmes (T, §4), tjäder (T, §4) och tofsmes (T, §4).</w:t>
       </w:r>
     </w:p>
     <w:p>
@@ -650,6 +781,248 @@
         <w:pStyle w:val="Heading1"/>
       </w:pPr>
       <w:r>
+        <w:t>Brunlångöra – ekologi samt krav på livsmiljön</w:t>
+      </w:r>
+    </w:p>
+    <w:p>
+      <w:r>
+        <w:t>Brunlångöra (NT, §4a) omfattas av bilaga 4 EU:s art- och habitatdirektiv vilket innebär ett strikt skydd för arten och dess livsmiljöer. Den har minskat med 17,5 (5–30) % under de senaste 21 åren och minskningstakten för den svenska populationen bedöms vara nära gränsvärdet för Sårbar (VU). (A2bc) (SLU Artdatabanken, 2024).</w:t>
+      </w:r>
+    </w:p>
+    <w:p>
+      <w:r>
+        <w:t>Brunlångöra förekommer framförallt inne i relativt tät skog men födosöker också runt hus, i parker, trädgårdar och hagar. Arten har ett mycket karakteristiskt jaktbeteende då den flyger tätt intill vegetationen så som träd och buskar eller lågt över marken där den plockar insekter och spindlar direkt från blad, grenar och grässtrån. Arten kan till och med ryttla, stå stilla i luften med fladdrande vingar. Kolonierna finns ofta i stora byggnader som kyrkor, lador och magasin. Arten påverkas negativt av belysning, och en kraftig minskning har observerats på ett antal koloniplatser i södra Sverige (SLU Artdatabanken, 2024).</w:t>
+      </w:r>
+    </w:p>
+    <w:p>
+      <w:r>
+        <w:t xml:space="preserve">Den viktigaste faktorn för om fladdermössen ska kunna leva i ett område är tillgången på föda i form av nattaktiva insekter. Ett bra hemområde måste erbjuda god födotillgång under hela aktivitetsperioden. Åtgärder som bevarar och gynnar en hög insektsproduktion är därför centrala. I ett varierat landskap med hög andel äldre lövträd, småvatten, sumpskogar, öppna våtmarker, ängar och betesmarker avlöser olika insektsgrupper varandra vilket gör att det hela tiden finns tillräckligt med föda. Brunlångöra är typisk art för </w:t>
+      </w:r>
+      <w:r>
+        <w:rPr>
+          <w:i/>
+        </w:rPr>
+        <w:t>8310 Grottor</w:t>
+      </w:r>
+      <w:r>
+        <w:t xml:space="preserve"> och </w:t>
+      </w:r>
+      <w:r>
+        <w:rPr>
+          <w:i/>
+        </w:rPr>
+        <w:t>8330 Havsgrottor</w:t>
+      </w:r>
+      <w:r>
+        <w:t xml:space="preserve"> (SLU Artdatabanken, 2024).</w:t>
+      </w:r>
+    </w:p>
+    <w:p>
+      <w:pPr>
+        <w:pStyle w:val="Heading2"/>
+      </w:pPr>
+      <w:r>
+        <w:t>Referenser – brunlångöra</w:t>
+      </w:r>
+    </w:p>
+    <w:p>
+      <w:r>
+        <w:t>SLU Artdatabanken, 2024.</w:t>
+      </w:r>
+      <w:r>
+        <w:rPr>
+          <w:i/>
+        </w:rPr>
+        <w:t xml:space="preserve"> Artfakta: brunlångöra (Plecotus auritus). </w:t>
+      </w:r>
+      <w:r>
+        <w:t>https://artfakta.se/taxa/206002</w:t>
+      </w:r>
+    </w:p>
+    <w:p>
+      <w:pPr>
+        <w:pStyle w:val="Heading1"/>
+      </w:pPr>
+      <w:r>
+        <w:t>Nordfladdermus – ekologi samt krav på livsmiljön</w:t>
+      </w:r>
+    </w:p>
+    <w:p>
+      <w:r>
+        <w:t>Nordfladdermus (NT, §4a) omfattas av bilaga 4 EU:s art- och habitatdirektiv vilket innebär ett strikt skydd för arten och dess livsmiljöer. Arten har minskat med 27,5 (5–50) % under de senaste 21 åren och minskningstakten för den svenska populationen bedöms vara nära gränsvärdet för Sårbar (VU). (A2bc) (SLU Artdatabanken, 2024).</w:t>
+      </w:r>
+    </w:p>
+    <w:p>
+      <w:r>
+        <w:t>Nordfladdermus föredrar variationsrik skog med förekomst av sjöar, vattendrag och våtmarker och hittas framförallt i halvöppna miljöer som trädbärande beteshagar och i kantzoner mellan skog och odlingsmark. Den undviker stora öppna områden som stora hyggen och större sammanhängande planteringar vilket minskar längden bryn och landskapets heterogenitet och därmed födotillgången och mängden lämpliga jaktplatser. Skogsbruksåtgärder som leder till minskad förekomst av äldre, gles skog och då särskilt tillgång på hålträd och träd med löst sittande bark kan leda till brist på koloniplatser och viloplatser (SLU Artdatabanken, 2024; Skogsstyrelsen, 2016).</w:t>
+      </w:r>
+    </w:p>
+    <w:p>
+      <w:r>
+        <w:t>Fladdermöss är beroende av hänsyn på landskapsnivå och det är viktigt att alla typer av vatten och våtmarker samt fuktiga skogspartier återställs och bevaras. Sväm- och sumpskog ska alltid sparas, och äldre lövmiljöer bör alltid sparas för födosök, koloniplatser och viloplatser. Utöver kantzoner mot vatten och våtmarker bör tillräckligt breda skyddszoner av uppväxt skog sparas för att skapa och bevara vindskyddade födosöksmiljöer. Genom att binda samman befintliga skogsbestånd med korridorer av uppvuxen skog skapas ett fladdermusvänligt landskap (SLU Artdatabanken, 2024; Skogsstyrelsen, 2016).</w:t>
+      </w:r>
+    </w:p>
+    <w:p>
+      <w:pPr>
+        <w:pStyle w:val="Heading2"/>
+      </w:pPr>
+      <w:r>
+        <w:t>Referenser – nordfladdermus</w:t>
+      </w:r>
+    </w:p>
+    <w:p>
+      <w:r>
+        <w:t xml:space="preserve">Skogsstyrelsen, 2016. </w:t>
+      </w:r>
+      <w:r>
+        <w:rPr>
+          <w:i/>
+        </w:rPr>
+        <w:t xml:space="preserve">Vägledning för hänsyn till nordfladdermus. </w:t>
+      </w:r>
+      <w:r>
+        <w:t>Vägledningar och kunskapsstöd artskydd - Skogsstyrelsen</w:t>
+      </w:r>
+    </w:p>
+    <w:p>
+      <w:r>
+        <w:t>SLU Artdatabanken, 2024.</w:t>
+      </w:r>
+      <w:r>
+        <w:rPr>
+          <w:i/>
+        </w:rPr>
+        <w:t xml:space="preserve">  Artfakta: nordfladdermus (Eptesicus nilssonii). </w:t>
+      </w:r>
+      <w:r>
+        <w:t>https://artfakta.se/taxa/205998</w:t>
+      </w:r>
+    </w:p>
+    <w:p>
+      <w:pPr>
+        <w:pStyle w:val="Heading1"/>
+      </w:pPr>
+      <w:r>
+        <w:t>Talltita – ekologi samt krav på livsmiljön</w:t>
+      </w:r>
+    </w:p>
+    <w:p>
+      <w:r>
+        <w:t>Talltita är rödlistad som NT, fridlyst och prioriterad art i Skogsvårdslagen. Den omfattas av EU:s fågeldirektiv. Arten har minskat kraftigt de senaste 30 åren och minskningstakten innevarande 10-årsperiod beräknas till 20 (10–30) % (SLU Artdatabanken, 2022).</w:t>
+      </w:r>
+    </w:p>
+    <w:p>
+      <w:r>
+        <w:t>Talltita föredrar större sammanhängande barrskogar, och finns såväl i tallskog som granskog och i lövblandad barrskog. Skogens struktur är viktig och ska helst vara flerskiktad med riklig underväxt av mindre granar, björk och andra lövträd och buskar. Tillgång på murknande högstubbar är särskilt viktig, eftersom talltitan helst själv hackar ut sitt bohål (SLU Artdatabanken, 2022).</w:t>
+      </w:r>
+    </w:p>
+    <w:p>
+      <w:r>
+        <w:t>Det finns flera studier som visar att talltita är känslig för gallring och inte överlever när dess livsmiljö kalavverkas (Eggers and Low, 2014; Griesser et al., 2007; Klein, 2020). Talltitans revir är förhållandevis stora, 10–20 hektar och arten missgynnas när skogen fragmenteras. Kalavverkning av större delar av reviret innebär att det överges (Artdatabanken, 2021).</w:t>
+      </w:r>
+    </w:p>
+    <w:p>
+      <w:r>
+        <w:t>Talltitan är synnerligen trogen sitt revir så länge paret lever och biotopen förblir intakt. Paret stannar i sitt revir året om. En förlust av ett revir har därför en stor inverkan på den lokala populationen och trakthyggesbruket anses vara orsak till den svenska populationens kraftiga minskning. Talltiteparets revirtrohet innebär att närhelst under året man observerar en adult talltita så ingår denna plats i reviret (Siffczyk et al., 2003; Ekman, 1979).</w:t>
+      </w:r>
+    </w:p>
+    <w:p>
+      <w:pPr>
+        <w:pStyle w:val="Heading2"/>
+      </w:pPr>
+      <w:r>
+        <w:t>Referenser – talltita</w:t>
+      </w:r>
+    </w:p>
+    <w:p>
+      <w:r>
+        <w:t xml:space="preserve">Eggers, S., Low, M., 2014. </w:t>
+      </w:r>
+      <w:r>
+        <w:rPr>
+          <w:i/>
+        </w:rPr>
+        <w:t xml:space="preserve">Differential demographic responses of sympatric Parids to vegetation management in boreal forest. </w:t>
+      </w:r>
+      <w:r>
+        <w:t>For. Ecol. Manage. 319, 169–175.</w:t>
+      </w:r>
+    </w:p>
+    <w:p>
+      <w:r>
+        <w:t xml:space="preserve">Ekman, J., 1979. </w:t>
+      </w:r>
+      <w:r>
+        <w:rPr>
+          <w:i/>
+        </w:rPr>
+        <w:t xml:space="preserve">Coherence, composition and territories of winter social groups of the Willow Tit Parus montanus and the Crested Tit P. cristatus. </w:t>
+      </w:r>
+      <w:r>
+        <w:t>Ornis Scandinavica, 10, pp 56–68</w:t>
+      </w:r>
+    </w:p>
+    <w:p>
+      <w:r>
+        <w:t xml:space="preserve">Griesser, M., Nystrand, M., Eggers, S., Ekman, J., 2007. </w:t>
+      </w:r>
+      <w:r>
+        <w:rPr>
+          <w:i/>
+        </w:rPr>
+        <w:t xml:space="preserve">Impact of forestry practices on fitness correlates and population productivity in an open-nesting bird species. </w:t>
+      </w:r>
+      <w:r>
+        <w:t>Conserv. Biol. 21, 767–774. https://doi.org/10.1111/j.1523- 1739.2007.00675.x</w:t>
+      </w:r>
+    </w:p>
+    <w:p>
+      <w:r>
+        <w:t xml:space="preserve">Klein, J., 2020. </w:t>
+      </w:r>
+      <w:r>
+        <w:rPr>
+          <w:i/>
+        </w:rPr>
+        <w:t xml:space="preserve">The forgotten forest – On thinning, retention, and biodiversity in the boreal forest. </w:t>
+      </w:r>
+      <w:r>
+        <w:t>Doctoral Thesis No. 2020:50</w:t>
+      </w:r>
+    </w:p>
+    <w:p>
+      <w:r>
+        <w:t xml:space="preserve">Siffczyk, C., Brotons, L., Kangas, K., Orell, M., 2003. </w:t>
+      </w:r>
+      <w:r>
+        <w:rPr>
+          <w:i/>
+        </w:rPr>
+        <w:t xml:space="preserve">Home range size of willow tits. </w:t>
+      </w:r>
+      <w:r>
+        <w:t>Oecologica, 136, 635–642 (2003)</w:t>
+      </w:r>
+    </w:p>
+    <w:p>
+      <w:r>
+        <w:t xml:space="preserve">SLU Artdatabanken, 2021. </w:t>
+      </w:r>
+      <w:r>
+        <w:rPr>
+          <w:i/>
+        </w:rPr>
+        <w:t xml:space="preserve">Artfaktablad. Naturvård – artfakta. </w:t>
+      </w:r>
+      <w:r>
+        <w:t>SLU Artdatabanken, Uppsala</w:t>
+      </w:r>
+    </w:p>
+    <w:p>
+      <w:pPr>
+        <w:pStyle w:val="Heading1"/>
+      </w:pPr>
+      <w:r>
         <w:t>Mindre märgborre – ekologi samt krav på livsmiljön</w:t>
       </w:r>
     </w:p>
@@ -906,6 +1279,60 @@
       </w:r>
       <w:r>
         <w:t>SLU Artdatabanken, Uppsala</w:t>
+      </w:r>
+    </w:p>
+    <w:p>
+      <w:pPr>
+        <w:pStyle w:val="Heading1"/>
+      </w:pPr>
+      <w:r>
+        <w:t>Dvärgpipistrell – ekologi samt krav på livsmiljön</w:t>
+      </w:r>
+    </w:p>
+    <w:p>
+      <w:r>
+        <w:t>Dvärgpipistrell (§4a) omfattas av bilaga 4 EU:s art- och habitatdirektiv vilket innebär ett strikt skydd för arten och dess livsmiljöer. Arten förekommer i alla typer av glesare skogar men föredrar framförallt lövskog. Den födosöker inne bland träden och man hittar den i trädbärande beteshagar, i kantzoner mellan skog och odlingsmark, i närheten av vatten och i bymiljöer. Den undviker stora sammanhängande öppna miljöer såsom åkrar och hyggen. Skogsbruksåtgärder som leder till minskad förekomst av äldre, gles skog och då särskilt tillgång på hålträd och träd med löst sittande bark kan leda till brist på koloniplatser och viloplatser (SLU Artdatabanken, 2024; Skogsstyrelsen, 2016).</w:t>
+      </w:r>
+    </w:p>
+    <w:p>
+      <w:r>
+        <w:t>Fladdermöss är beroende av hänsyn på landskapsnivå och det är viktigt att alla typer av vatten och våtmarker samt fuktiga skogspartier återställs och bevaras. Sväm- och sumpskog ska alltid sparas, och äldre lövmiljöer bör alltid sparas för födosök, koloniplatser och viloplatser. Utöver kantzoner mot vatten och våtmarker bör tillräckligt breda skyddszoner av uppväxt skog sparas för att skapa och bevara vindskyddade födosöksmiljöer. Genom att binda samman befintliga skogsbestånd med korridorer av uppvuxen skog skapas ett fladdermusvänligt landskap (SLU Artdatabanken, 2024; Skogsstyrelsen, 2016).</w:t>
+      </w:r>
+    </w:p>
+    <w:p>
+      <w:pPr>
+        <w:pStyle w:val="Heading2"/>
+      </w:pPr>
+      <w:r>
+        <w:t>Referenser – dvärgpipistrell</w:t>
+      </w:r>
+    </w:p>
+    <w:p>
+      <w:r>
+        <w:t xml:space="preserve">Skogsstyrelsen, 2016. </w:t>
+      </w:r>
+      <w:r>
+        <w:rPr>
+          <w:i/>
+        </w:rPr>
+        <w:t xml:space="preserve">Vägledning för hänsyn till pipistrell. </w:t>
+      </w:r>
+      <w:r>
+        <w:t>Vägledningar och kunskapsstöd artskydd - Skogsstyrelsen</w:t>
+      </w:r>
+    </w:p>
+    <w:p>
+      <w:r>
+        <w:t>SLU Artdatabanken, 2024.</w:t>
+      </w:r>
+      <w:r>
+        <w:rPr>
+          <w:i/>
+        </w:rPr>
+        <w:t xml:space="preserve">  Artfakta: dvärgpipistrell (Pipistrellus pygmaeus). </w:t>
+      </w:r>
+      <w:r>
+        <w:t>https://artfakta.se/taxa/205995</w:t>
       </w:r>
     </w:p>
     <w:p>
@@ -1284,7 +1711,7 @@
     <w:r>
       <w:tab/>
       <w:tab/>
-      <w:t>2026-08-14</w:t>
+      <w:t>2026-08-15</w:t>
       <w:br/>
       <w:br/>
     </w:r>

--- a/tillsyn/S 2049-2026 tillsynsbegäran.docx
+++ b/tillsyn/S 2049-2026 tillsynsbegäran.docx
@@ -1711,7 +1711,7 @@
     <w:r>
       <w:tab/>
       <w:tab/>
-      <w:t>2026-08-15</w:t>
+      <w:t>2026-08-16</w:t>
       <w:br/>
       <w:br/>
     </w:r>

--- a/tillsyn/S 2049-2026 tillsynsbegäran.docx
+++ b/tillsyn/S 2049-2026 tillsynsbegäran.docx
@@ -1711,7 +1711,7 @@
     <w:r>
       <w:tab/>
       <w:tab/>
-      <w:t>2026-08-16</w:t>
+      <w:t>2026-08-17</w:t>
       <w:br/>
       <w:br/>
     </w:r>

--- a/tillsyn/S 2049-2026 tillsynsbegäran.docx
+++ b/tillsyn/S 2049-2026 tillsynsbegäran.docx
@@ -1711,7 +1711,7 @@
     <w:r>
       <w:tab/>
       <w:tab/>
-      <w:t>2026-08-17</w:t>
+      <w:t>2026-08-18</w:t>
       <w:br/>
       <w:br/>
     </w:r>

--- a/tillsyn/S 2049-2026 tillsynsbegäran.docx
+++ b/tillsyn/S 2049-2026 tillsynsbegäran.docx
@@ -1711,7 +1711,7 @@
     <w:r>
       <w:tab/>
       <w:tab/>
-      <w:t>2026-08-18</w:t>
+      <w:t>2026-08-19</w:t>
       <w:br/>
       <w:br/>
     </w:r>

--- a/tillsyn/S 2049-2026 tillsynsbegäran.docx
+++ b/tillsyn/S 2049-2026 tillsynsbegäran.docx
@@ -1711,7 +1711,7 @@
     <w:r>
       <w:tab/>
       <w:tab/>
-      <w:t>2026-08-19</w:t>
+      <w:t>2026-08-20</w:t>
       <w:br/>
       <w:br/>
     </w:r>

--- a/tillsyn/S 2049-2026 tillsynsbegäran.docx
+++ b/tillsyn/S 2049-2026 tillsynsbegäran.docx
@@ -1711,7 +1711,7 @@
     <w:r>
       <w:tab/>
       <w:tab/>
-      <w:t>2026-08-20</w:t>
+      <w:t>2026-08-21</w:t>
       <w:br/>
       <w:br/>
     </w:r>

--- a/tillsyn/S 2049-2026 tillsynsbegäran.docx
+++ b/tillsyn/S 2049-2026 tillsynsbegäran.docx
@@ -1711,7 +1711,7 @@
     <w:r>
       <w:tab/>
       <w:tab/>
-      <w:t>2026-08-21</w:t>
+      <w:t>2026-08-22</w:t>
       <w:br/>
       <w:br/>
     </w:r>

--- a/tillsyn/S 2049-2026 tillsynsbegäran.docx
+++ b/tillsyn/S 2049-2026 tillsynsbegäran.docx
@@ -1711,7 +1711,7 @@
     <w:r>
       <w:tab/>
       <w:tab/>
-      <w:t>2026-08-22</w:t>
+      <w:t>2026-08-23</w:t>
       <w:br/>
       <w:br/>
     </w:r>

--- a/tillsyn/S 2049-2026 tillsynsbegäran.docx
+++ b/tillsyn/S 2049-2026 tillsynsbegäran.docx
@@ -1711,7 +1711,7 @@
     <w:r>
       <w:tab/>
       <w:tab/>
-      <w:t>2026-08-23</w:t>
+      <w:t>2026-08-24</w:t>
       <w:br/>
       <w:br/>
     </w:r>

--- a/tillsyn/S 2049-2026 tillsynsbegäran.docx
+++ b/tillsyn/S 2049-2026 tillsynsbegäran.docx
@@ -1711,7 +1711,7 @@
     <w:r>
       <w:tab/>
       <w:tab/>
-      <w:t>2026-08-24</w:t>
+      <w:t>2026-08-25</w:t>
       <w:br/>
       <w:br/>
     </w:r>

--- a/tillsyn/S 2049-2026 tillsynsbegäran.docx
+++ b/tillsyn/S 2049-2026 tillsynsbegäran.docx
@@ -1711,7 +1711,7 @@
     <w:r>
       <w:tab/>
       <w:tab/>
-      <w:t>2026-08-25</w:t>
+      <w:t>2026-08-26</w:t>
       <w:br/>
       <w:br/>
     </w:r>

--- a/tillsyn/S 2049-2026 tillsynsbegäran.docx
+++ b/tillsyn/S 2049-2026 tillsynsbegäran.docx
@@ -1711,7 +1711,7 @@
     <w:r>
       <w:tab/>
       <w:tab/>
-      <w:t>2026-08-26</w:t>
+      <w:t>2026-08-27</w:t>
       <w:br/>
       <w:br/>
     </w:r>

--- a/tillsyn/S 2049-2026 tillsynsbegäran.docx
+++ b/tillsyn/S 2049-2026 tillsynsbegäran.docx
@@ -1711,7 +1711,7 @@
     <w:r>
       <w:tab/>
       <w:tab/>
-      <w:t>2026-08-27</w:t>
+      <w:t>2026-08-28</w:t>
       <w:br/>
       <w:br/>
     </w:r>

--- a/tillsyn/S 2049-2026 tillsynsbegäran.docx
+++ b/tillsyn/S 2049-2026 tillsynsbegäran.docx
@@ -1711,7 +1711,7 @@
     <w:r>
       <w:tab/>
       <w:tab/>
-      <w:t>2026-08-28</w:t>
+      <w:t>2026-08-29</w:t>
       <w:br/>
       <w:br/>
     </w:r>

--- a/tillsyn/S 2049-2026 tillsynsbegäran.docx
+++ b/tillsyn/S 2049-2026 tillsynsbegäran.docx
@@ -1711,7 +1711,7 @@
     <w:r>
       <w:tab/>
       <w:tab/>
-      <w:t>2026-08-29</w:t>
+      <w:t>2026-08-31</w:t>
       <w:br/>
       <w:br/>
     </w:r>

--- a/tillsyn/S 2049-2026 tillsynsbegäran.docx
+++ b/tillsyn/S 2049-2026 tillsynsbegäran.docx
@@ -1711,7 +1711,7 @@
     <w:r>
       <w:tab/>
       <w:tab/>
-      <w:t>2026-08-31</w:t>
+      <w:t>2026-09-01</w:t>
       <w:br/>
       <w:br/>
     </w:r>

--- a/tillsyn/S 2049-2026 tillsynsbegäran.docx
+++ b/tillsyn/S 2049-2026 tillsynsbegäran.docx
@@ -1711,7 +1711,7 @@
     <w:r>
       <w:tab/>
       <w:tab/>
-      <w:t>2026-09-01</w:t>
+      <w:t>2026-09-02</w:t>
       <w:br/>
       <w:br/>
     </w:r>

--- a/tillsyn/S 2049-2026 tillsynsbegäran.docx
+++ b/tillsyn/S 2049-2026 tillsynsbegäran.docx
@@ -1711,7 +1711,7 @@
     <w:r>
       <w:tab/>
       <w:tab/>
-      <w:t>2026-09-02</w:t>
+      <w:t>2026-09-03</w:t>
       <w:br/>
       <w:br/>
     </w:r>

--- a/tillsyn/S 2049-2026 tillsynsbegäran.docx
+++ b/tillsyn/S 2049-2026 tillsynsbegäran.docx
@@ -1711,7 +1711,7 @@
     <w:r>
       <w:tab/>
       <w:tab/>
-      <w:t>2026-09-03</w:t>
+      <w:t>2026-09-04</w:t>
       <w:br/>
       <w:br/>
     </w:r>

--- a/tillsyn/S 2049-2026 tillsynsbegäran.docx
+++ b/tillsyn/S 2049-2026 tillsynsbegäran.docx
@@ -1711,7 +1711,7 @@
     <w:r>
       <w:tab/>
       <w:tab/>
-      <w:t>2026-09-04</w:t>
+      <w:t>2026-09-05</w:t>
       <w:br/>
       <w:br/>
     </w:r>

--- a/tillsyn/S 2049-2026 tillsynsbegäran.docx
+++ b/tillsyn/S 2049-2026 tillsynsbegäran.docx
@@ -1711,7 +1711,7 @@
     <w:r>
       <w:tab/>
       <w:tab/>
-      <w:t>2026-09-05</w:t>
+      <w:t>2026-09-06</w:t>
       <w:br/>
       <w:br/>
     </w:r>

--- a/tillsyn/S 2049-2026 tillsynsbegäran.docx
+++ b/tillsyn/S 2049-2026 tillsynsbegäran.docx
@@ -1711,7 +1711,7 @@
     <w:r>
       <w:tab/>
       <w:tab/>
-      <w:t>2026-09-06</w:t>
+      <w:t>2026-09-07</w:t>
       <w:br/>
       <w:br/>
     </w:r>

--- a/tillsyn/S 2049-2026 tillsynsbegäran.docx
+++ b/tillsyn/S 2049-2026 tillsynsbegäran.docx
@@ -1711,7 +1711,7 @@
     <w:r>
       <w:tab/>
       <w:tab/>
-      <w:t>2026-09-07</w:t>
+      <w:t>2026-09-08</w:t>
       <w:br/>
       <w:br/>
     </w:r>

--- a/tillsyn/S 2049-2026 tillsynsbegäran.docx
+++ b/tillsyn/S 2049-2026 tillsynsbegäran.docx
@@ -1711,7 +1711,7 @@
     <w:r>
       <w:tab/>
       <w:tab/>
-      <w:t>2026-09-08</w:t>
+      <w:t>2026-09-09</w:t>
       <w:br/>
       <w:br/>
     </w:r>

--- a/tillsyn/S 2049-2026 tillsynsbegäran.docx
+++ b/tillsyn/S 2049-2026 tillsynsbegäran.docx
@@ -1711,7 +1711,7 @@
     <w:r>
       <w:tab/>
       <w:tab/>
-      <w:t>2026-09-09</w:t>
+      <w:t>2026-09-10</w:t>
       <w:br/>
       <w:br/>
     </w:r>

--- a/tillsyn/S 2049-2026 tillsynsbegäran.docx
+++ b/tillsyn/S 2049-2026 tillsynsbegäran.docx
@@ -1711,7 +1711,7 @@
     <w:r>
       <w:tab/>
       <w:tab/>
-      <w:t>2026-09-10</w:t>
+      <w:t>2026-09-11</w:t>
       <w:br/>
       <w:br/>
     </w:r>

--- a/tillsyn/S 2049-2026 tillsynsbegäran.docx
+++ b/tillsyn/S 2049-2026 tillsynsbegäran.docx
@@ -1711,7 +1711,7 @@
     <w:r>
       <w:tab/>
       <w:tab/>
-      <w:t>2026-09-11</w:t>
+      <w:t>2026-09-12</w:t>
       <w:br/>
       <w:br/>
     </w:r>

--- a/tillsyn/S 2049-2026 tillsynsbegäran.docx
+++ b/tillsyn/S 2049-2026 tillsynsbegäran.docx
@@ -1711,7 +1711,7 @@
     <w:r>
       <w:tab/>
       <w:tab/>
-      <w:t>2026-09-12</w:t>
+      <w:t>2026-09-13</w:t>
       <w:br/>
       <w:br/>
     </w:r>
